--- a/Notes.docx
+++ b/Notes.docx
@@ -14,6 +14,209 @@
         <w:rPr>
           <w:rFonts w:cstheme="minorHAnsi"/>
         </w:rPr>
+        <w:t>Contexte :</w:t>
+      </w:r>
+    </w:p>
+    <w:p>
+      <w:pPr>
+        <w:spacing w:line="240" w:lineRule="auto"/>
+        <w:jc w:val="both"/>
+        <w:rPr>
+          <w:rFonts w:cstheme="minorHAnsi"/>
+        </w:rPr>
+      </w:pPr>
+      <w:r>
+        <w:rPr>
+          <w:rFonts w:cstheme="minorHAnsi"/>
+        </w:rPr>
+        <w:t xml:space="preserve">Les données génomiques sont utilisées pour prédire un phénotype intéressant pour l’agronomie comme une bonne vigueur précoce ou un taux de germination élevé. Or l’acquisition de telles données génomiques sont cher. Une alternative moins couteuse est d’utiliser des données issues de spectres proches infrarouges (NIRS pour Near </w:t>
+      </w:r>
+      <w:proofErr w:type="spellStart"/>
+      <w:proofErr w:type="gramStart"/>
+      <w:r>
+        <w:rPr>
+          <w:rFonts w:cstheme="minorHAnsi"/>
+        </w:rPr>
+        <w:t>InfraRed</w:t>
+      </w:r>
+      <w:proofErr w:type="spellEnd"/>
+      <w:r>
+        <w:rPr>
+          <w:rFonts w:cstheme="minorHAnsi"/>
+        </w:rPr>
+        <w:t xml:space="preserve">  </w:t>
+      </w:r>
+      <w:proofErr w:type="spellStart"/>
+      <w:r>
+        <w:rPr>
+          <w:rFonts w:cstheme="minorHAnsi"/>
+        </w:rPr>
+        <w:t>Spectrocsopy</w:t>
+      </w:r>
+      <w:proofErr w:type="spellEnd"/>
+      <w:proofErr w:type="gramEnd"/>
+      <w:r>
+        <w:rPr>
+          <w:rFonts w:cstheme="minorHAnsi"/>
+        </w:rPr>
+        <w:t xml:space="preserve">). Cependant, il est important de vérifier que les données NIRS sont un bon proxy du génotype et par extension du phénotype. </w:t>
+      </w:r>
+    </w:p>
+    <w:p>
+      <w:pPr>
+        <w:spacing w:line="240" w:lineRule="auto"/>
+        <w:jc w:val="both"/>
+        <w:rPr>
+          <w:rFonts w:cstheme="minorHAnsi"/>
+        </w:rPr>
+      </w:pPr>
+      <w:r>
+        <w:rPr>
+          <w:rFonts w:cstheme="minorHAnsi"/>
+        </w:rPr>
+        <w:t>Dans ce cadre, l</w:t>
+      </w:r>
+      <w:r>
+        <w:rPr>
+          <w:rFonts w:cstheme="minorHAnsi"/>
+        </w:rPr>
+        <w:t xml:space="preserve">a thèse M. </w:t>
+      </w:r>
+      <w:proofErr w:type="spellStart"/>
+      <w:r>
+        <w:rPr>
+          <w:rFonts w:cstheme="minorHAnsi"/>
+        </w:rPr>
+        <w:t>Laurençon</w:t>
+      </w:r>
+      <w:proofErr w:type="spellEnd"/>
+      <w:r>
+        <w:rPr>
+          <w:rFonts w:cstheme="minorHAnsi"/>
+        </w:rPr>
+        <w:t xml:space="preserve"> se focalise sur la prédiction </w:t>
+      </w:r>
+      <w:r>
+        <w:rPr>
+          <w:rFonts w:cstheme="minorHAnsi"/>
+        </w:rPr>
+        <w:t>d</w:t>
+      </w:r>
+      <w:r>
+        <w:rPr>
+          <w:rFonts w:cstheme="minorHAnsi"/>
+        </w:rPr>
+        <w:t>e phénotypes</w:t>
+      </w:r>
+      <w:r>
+        <w:rPr>
+          <w:rFonts w:cstheme="minorHAnsi"/>
+        </w:rPr>
+        <w:t xml:space="preserve"> </w:t>
+      </w:r>
+      <w:r>
+        <w:rPr>
+          <w:rFonts w:cstheme="minorHAnsi"/>
+        </w:rPr>
+        <w:t>pendant la</w:t>
+      </w:r>
+      <w:r>
+        <w:rPr>
+          <w:rFonts w:cstheme="minorHAnsi"/>
+        </w:rPr>
+        <w:t xml:space="preserve"> germination </w:t>
+      </w:r>
+      <w:r>
+        <w:rPr>
+          <w:rFonts w:cstheme="minorHAnsi"/>
+        </w:rPr>
+        <w:t xml:space="preserve">et la </w:t>
+      </w:r>
+      <w:r>
+        <w:rPr>
+          <w:rFonts w:cstheme="minorHAnsi"/>
+        </w:rPr>
+        <w:t>vigueur</w:t>
+      </w:r>
+      <w:r>
+        <w:rPr>
+          <w:rFonts w:cstheme="minorHAnsi"/>
+        </w:rPr>
+        <w:t xml:space="preserve"> </w:t>
+      </w:r>
+      <w:r>
+        <w:rPr>
+          <w:rFonts w:cstheme="minorHAnsi"/>
+        </w:rPr>
+        <w:t>précoce</w:t>
+      </w:r>
+      <w:r>
+        <w:rPr>
+          <w:rFonts w:cstheme="minorHAnsi"/>
+        </w:rPr>
+        <w:t xml:space="preserve"> </w:t>
+      </w:r>
+      <w:r>
+        <w:rPr>
+          <w:rFonts w:cstheme="minorHAnsi"/>
+        </w:rPr>
+        <w:t>à</w:t>
+      </w:r>
+      <w:r>
+        <w:rPr>
+          <w:rFonts w:cstheme="minorHAnsi"/>
+        </w:rPr>
+        <w:t xml:space="preserve"> partir de données NIRS sur le Colza. </w:t>
+      </w:r>
+      <w:r>
+        <w:rPr>
+          <w:rFonts w:cstheme="minorHAnsi"/>
+        </w:rPr>
+        <w:t xml:space="preserve">Cependant les résultats sur la vigueur précoce ne sont pas satisfaisants. En effet, les processus environnementaux ont un impact sur le phénotype ce qui peut altérer le lien entre génotype et phénotype. </w:t>
+      </w:r>
+      <w:r>
+        <w:rPr>
+          <w:rFonts w:cstheme="minorHAnsi"/>
+        </w:rPr>
+        <w:t xml:space="preserve">L’approche utilisée n’appliquait des méthodes fonctionnelles, ce qui est proposé dans le présent travail. </w:t>
+      </w:r>
+    </w:p>
+    <w:p>
+      <w:pPr>
+        <w:spacing w:line="240" w:lineRule="auto"/>
+        <w:jc w:val="both"/>
+        <w:rPr>
+          <w:rFonts w:cstheme="minorHAnsi"/>
+        </w:rPr>
+      </w:pPr>
+      <w:r>
+        <w:rPr>
+          <w:rFonts w:cstheme="minorHAnsi"/>
+        </w:rPr>
+        <w:t xml:space="preserve">Nous proposons donc d’utiliser des méthodes fonctionnelles pour tenter une meilleure prédiction du phénotype pendant la vigueur précoce à partir de données NIRS. </w:t>
+      </w:r>
+    </w:p>
+    <w:p>
+      <w:pPr>
+        <w:spacing w:line="240" w:lineRule="auto"/>
+        <w:jc w:val="both"/>
+        <w:rPr>
+          <w:rFonts w:cstheme="minorHAnsi"/>
+        </w:rPr>
+      </w:pPr>
+    </w:p>
+    <w:p>
+      <w:pPr>
+        <w:spacing w:line="240" w:lineRule="auto"/>
+        <w:jc w:val="both"/>
+        <w:rPr>
+          <w:rFonts w:cstheme="minorHAnsi"/>
+        </w:rPr>
+      </w:pPr>
+      <w:r>
+        <w:rPr>
+          <w:rFonts w:cstheme="minorHAnsi"/>
+        </w:rPr>
         <w:t xml:space="preserve">La phase </w:t>
       </w:r>
       <w:r>
@@ -414,6 +617,7 @@
         <w:rPr>
           <w:rFonts w:cstheme="minorHAnsi"/>
         </w:rPr>
+        <w:lastRenderedPageBreak/>
         <w:br/>
       </w:r>
       <w:proofErr w:type="gramStart"/>
@@ -683,12 +887,125 @@
         <w:t xml:space="preserve"> Apports en eau </w:t>
       </w:r>
       <w:proofErr w:type="spellStart"/>
+      <w:r>
+        <w:rPr>
+          <w:rFonts w:cstheme="minorHAnsi"/>
+        </w:rPr>
+        <w:t>a</w:t>
+      </w:r>
+      <w:proofErr w:type="spellEnd"/>
+      <w:r>
+        <w:rPr>
+          <w:rFonts w:cstheme="minorHAnsi"/>
+        </w:rPr>
+        <w:t xml:space="preserve"> partir du stade de floraison. W+ indique un apport en eau optimal avec un potentiel en eau du substrat de -200 mbar. W- correspond à un apport en eau sous-optimal avec un potentiel en eau du substrat de -600 mbar. </w:t>
+      </w:r>
+    </w:p>
+    <w:p>
+      <w:pPr>
+        <w:spacing w:line="240" w:lineRule="auto"/>
+        <w:jc w:val="both"/>
+        <w:rPr>
+          <w:rFonts w:cstheme="minorHAnsi"/>
+        </w:rPr>
+      </w:pPr>
+      <w:r>
+        <w:rPr>
+          <w:rFonts w:cstheme="minorHAnsi"/>
+        </w:rPr>
+        <w:br/>
+      </w:r>
       <w:proofErr w:type="gramStart"/>
       <w:r>
         <w:rPr>
           <w:rFonts w:cstheme="minorHAnsi"/>
         </w:rPr>
-        <w:t>a</w:t>
+        <w:t>Tissue:</w:t>
+      </w:r>
+      <w:proofErr w:type="gramEnd"/>
+      <w:r>
+        <w:rPr>
+          <w:rFonts w:cstheme="minorHAnsi"/>
+        </w:rPr>
+        <w:t xml:space="preserve"> Tissus végétaux d'</w:t>
+      </w:r>
+      <w:proofErr w:type="spellStart"/>
+      <w:r>
+        <w:rPr>
+          <w:rFonts w:cstheme="minorHAnsi"/>
+        </w:rPr>
+        <w:t>ou</w:t>
+      </w:r>
+      <w:proofErr w:type="spellEnd"/>
+      <w:r>
+        <w:rPr>
+          <w:rFonts w:cstheme="minorHAnsi"/>
+        </w:rPr>
+        <w:t xml:space="preserve"> proviennent les échantillons dont les racines, les feuilles, les tiges, les fleurs et les gousses de graines.</w:t>
+      </w:r>
+    </w:p>
+    <w:p>
+      <w:pPr>
+        <w:spacing w:line="240" w:lineRule="auto"/>
+        <w:jc w:val="both"/>
+        <w:rPr>
+          <w:rFonts w:cstheme="minorHAnsi"/>
+        </w:rPr>
+      </w:pPr>
+      <w:r>
+        <w:rPr>
+          <w:rFonts w:cstheme="minorHAnsi"/>
+        </w:rPr>
+        <w:br/>
+        <w:t xml:space="preserve">BBCH dev. </w:t>
+      </w:r>
+      <w:proofErr w:type="gramStart"/>
+      <w:r>
+        <w:rPr>
+          <w:rFonts w:cstheme="minorHAnsi"/>
+        </w:rPr>
+        <w:t>Stage:</w:t>
+      </w:r>
+      <w:proofErr w:type="gramEnd"/>
+      <w:r>
+        <w:rPr>
+          <w:rFonts w:cstheme="minorHAnsi"/>
+        </w:rPr>
+        <w:t xml:space="preserve"> Stade de </w:t>
+      </w:r>
+      <w:r>
+        <w:rPr>
+          <w:rFonts w:cstheme="minorHAnsi"/>
+        </w:rPr>
+        <w:t>développement</w:t>
+      </w:r>
+      <w:r>
+        <w:rPr>
+          <w:rFonts w:cstheme="minorHAnsi"/>
+        </w:rPr>
+        <w:t xml:space="preserve"> d'</w:t>
+      </w:r>
+      <w:proofErr w:type="spellStart"/>
+      <w:r>
+        <w:rPr>
+          <w:rFonts w:cstheme="minorHAnsi"/>
+        </w:rPr>
+        <w:t>ou</w:t>
+      </w:r>
+      <w:proofErr w:type="spellEnd"/>
+      <w:r>
+        <w:rPr>
+          <w:rFonts w:cstheme="minorHAnsi"/>
+        </w:rPr>
+        <w:t xml:space="preserve"> </w:t>
+      </w:r>
+      <w:proofErr w:type="spellStart"/>
+      <w:proofErr w:type="gramStart"/>
+      <w:r>
+        <w:rPr>
+          <w:rFonts w:cstheme="minorHAnsi"/>
+        </w:rPr>
+        <w:t>on</w:t>
       </w:r>
       <w:proofErr w:type="spellEnd"/>
       <w:proofErr w:type="gramEnd"/>
@@ -696,7 +1013,288 @@
         <w:rPr>
           <w:rFonts w:cstheme="minorHAnsi"/>
         </w:rPr>
-        <w:t xml:space="preserve"> partir du stade de floraison. W+ indique un apport en eau optimal avec un potentiel en eau du substrat de -200 mbar. W- correspond à un apport en eau sous-optimal avec un potentiel en eau du substrat de -600 mbar. </w:t>
+        <w:t xml:space="preserve"> été prélevés les échantillons. </w:t>
+      </w:r>
+    </w:p>
+    <w:p>
+      <w:pPr>
+        <w:spacing w:line="240" w:lineRule="auto"/>
+        <w:jc w:val="both"/>
+        <w:rPr>
+          <w:rFonts w:cstheme="minorHAnsi"/>
+        </w:rPr>
+      </w:pPr>
+      <w:r>
+        <w:rPr>
+          <w:rFonts w:cstheme="minorHAnsi"/>
+        </w:rPr>
+        <w:t>15-19 stage = Plante possédant les 5 à 9 feuilles</w:t>
+      </w:r>
+    </w:p>
+    <w:p>
+      <w:pPr>
+        <w:spacing w:line="240" w:lineRule="auto"/>
+        <w:jc w:val="both"/>
+        <w:rPr>
+          <w:rFonts w:cstheme="minorHAnsi"/>
+        </w:rPr>
+      </w:pPr>
+      <w:r>
+        <w:rPr>
+          <w:rFonts w:cstheme="minorHAnsi"/>
+        </w:rPr>
+        <w:t xml:space="preserve">31-35 stage = Stade de montée en graine, la plante montre 1 à 5 </w:t>
+      </w:r>
+      <w:r>
+        <w:rPr>
+          <w:rFonts w:cstheme="minorHAnsi"/>
+        </w:rPr>
+        <w:t>entrenœuds</w:t>
+      </w:r>
+    </w:p>
+    <w:p>
+      <w:pPr>
+        <w:spacing w:line="240" w:lineRule="auto"/>
+        <w:jc w:val="both"/>
+        <w:rPr>
+          <w:rFonts w:cstheme="minorHAnsi"/>
+        </w:rPr>
+      </w:pPr>
+      <w:r>
+        <w:rPr>
+          <w:rFonts w:cstheme="minorHAnsi"/>
+        </w:rPr>
+        <w:t>55-59 stage = Production de l'inflorescence principale</w:t>
+      </w:r>
+    </w:p>
+    <w:p>
+      <w:pPr>
+        <w:spacing w:line="240" w:lineRule="auto"/>
+        <w:jc w:val="both"/>
+        <w:rPr>
+          <w:rFonts w:cstheme="minorHAnsi"/>
+        </w:rPr>
+      </w:pPr>
+      <w:r>
+        <w:rPr>
+          <w:rFonts w:cstheme="minorHAnsi"/>
+        </w:rPr>
+        <w:t>61-65 stage = Stade de floraison</w:t>
+      </w:r>
+    </w:p>
+    <w:p>
+      <w:pPr>
+        <w:spacing w:line="240" w:lineRule="auto"/>
+        <w:jc w:val="both"/>
+        <w:rPr>
+          <w:rFonts w:cstheme="minorHAnsi"/>
+        </w:rPr>
+      </w:pPr>
+      <w:r>
+        <w:rPr>
+          <w:rFonts w:cstheme="minorHAnsi"/>
+        </w:rPr>
+        <w:t xml:space="preserve">70-75 stage = </w:t>
+      </w:r>
+      <w:r>
+        <w:rPr>
+          <w:rFonts w:cstheme="minorHAnsi"/>
+        </w:rPr>
+        <w:t>Développement</w:t>
+      </w:r>
+      <w:r>
+        <w:rPr>
+          <w:rFonts w:cstheme="minorHAnsi"/>
+        </w:rPr>
+        <w:t xml:space="preserve"> des graines</w:t>
+      </w:r>
+    </w:p>
+    <w:p>
+      <w:pPr>
+        <w:spacing w:line="240" w:lineRule="auto"/>
+        <w:jc w:val="both"/>
+        <w:rPr>
+          <w:rFonts w:cstheme="minorHAnsi"/>
+        </w:rPr>
+      </w:pPr>
+      <w:r>
+        <w:rPr>
+          <w:rFonts w:cstheme="minorHAnsi"/>
+        </w:rPr>
+        <w:t>79-85 stage = Maturation des graines</w:t>
+      </w:r>
+    </w:p>
+    <w:p>
+      <w:pPr>
+        <w:spacing w:line="240" w:lineRule="auto"/>
+        <w:jc w:val="both"/>
+        <w:rPr>
+          <w:rFonts w:cstheme="minorHAnsi"/>
+        </w:rPr>
+      </w:pPr>
+      <w:r>
+        <w:rPr>
+          <w:rFonts w:cstheme="minorHAnsi"/>
+        </w:rPr>
+        <w:t xml:space="preserve">89-91 stage = Phase de </w:t>
+      </w:r>
+      <w:r>
+        <w:rPr>
+          <w:rFonts w:cstheme="minorHAnsi"/>
+        </w:rPr>
+        <w:t>sénescence</w:t>
+      </w:r>
+      <w:r>
+        <w:rPr>
+          <w:rFonts w:cstheme="minorHAnsi"/>
+        </w:rPr>
+        <w:t xml:space="preserve"> de la plante</w:t>
+      </w:r>
+    </w:p>
+    <w:p>
+      <w:pPr>
+        <w:spacing w:line="240" w:lineRule="auto"/>
+        <w:jc w:val="both"/>
+        <w:rPr>
+          <w:rFonts w:cstheme="minorHAnsi"/>
+        </w:rPr>
+      </w:pPr>
+      <w:r>
+        <w:rPr>
+          <w:rFonts w:cstheme="minorHAnsi"/>
+        </w:rPr>
+        <w:br/>
+        <w:t>N content (%DM</w:t>
+      </w:r>
+      <w:proofErr w:type="gramStart"/>
+      <w:r>
+        <w:rPr>
+          <w:rFonts w:cstheme="minorHAnsi"/>
+        </w:rPr>
+        <w:t>):</w:t>
+      </w:r>
+      <w:proofErr w:type="gramEnd"/>
+      <w:r>
+        <w:rPr>
+          <w:rFonts w:cstheme="minorHAnsi"/>
+        </w:rPr>
+        <w:t xml:space="preserve"> Contenu en azote dans l'échantillon en pourcentage de matière sèche.</w:t>
+      </w:r>
+    </w:p>
+    <w:p>
+      <w:pPr>
+        <w:spacing w:line="240" w:lineRule="auto"/>
+        <w:jc w:val="both"/>
+        <w:rPr>
+          <w:rFonts w:cstheme="minorHAnsi"/>
+        </w:rPr>
+      </w:pPr>
+      <w:r>
+        <w:rPr>
+          <w:rFonts w:cstheme="minorHAnsi"/>
+        </w:rPr>
+        <w:br/>
+      </w:r>
+      <w:proofErr w:type="spellStart"/>
+      <w:r>
+        <w:rPr>
+          <w:rFonts w:cstheme="minorHAnsi"/>
+        </w:rPr>
+        <w:t>N_model_set</w:t>
+      </w:r>
+      <w:proofErr w:type="spellEnd"/>
+      <w:r>
+        <w:rPr>
+          <w:rFonts w:cstheme="minorHAnsi"/>
+        </w:rPr>
+        <w:t>-</w:t>
+      </w:r>
+      <w:proofErr w:type="gramStart"/>
+      <w:r>
+        <w:rPr>
+          <w:rFonts w:cstheme="minorHAnsi"/>
+        </w:rPr>
+        <w:t>type:</w:t>
+      </w:r>
+      <w:proofErr w:type="gramEnd"/>
+      <w:r>
+        <w:rPr>
+          <w:rFonts w:cstheme="minorHAnsi"/>
+        </w:rPr>
+        <w:t xml:space="preserve"> Désigne des échantillons sélectionnés pour la calibration (Cal) ou la validation (Val) pour le modèle de prédiction de l'azote. </w:t>
+      </w:r>
+    </w:p>
+    <w:p>
+      <w:pPr>
+        <w:spacing w:line="240" w:lineRule="auto"/>
+        <w:jc w:val="both"/>
+        <w:rPr>
+          <w:rFonts w:cstheme="minorHAnsi"/>
+        </w:rPr>
+      </w:pPr>
+      <w:r>
+        <w:rPr>
+          <w:rFonts w:cstheme="minorHAnsi"/>
+        </w:rPr>
+        <w:br/>
+        <w:t>C content (%DM</w:t>
+      </w:r>
+      <w:proofErr w:type="gramStart"/>
+      <w:r>
+        <w:rPr>
+          <w:rFonts w:cstheme="minorHAnsi"/>
+        </w:rPr>
+        <w:t>):</w:t>
+      </w:r>
+      <w:proofErr w:type="gramEnd"/>
+      <w:r>
+        <w:rPr>
+          <w:rFonts w:cstheme="minorHAnsi"/>
+        </w:rPr>
+        <w:t xml:space="preserve"> Contenu en carbone dans l'échantillon en pourcentage de matière sèche.</w:t>
+      </w:r>
+    </w:p>
+    <w:p>
+      <w:pPr>
+        <w:spacing w:line="240" w:lineRule="auto"/>
+        <w:jc w:val="both"/>
+        <w:rPr>
+          <w:rFonts w:cstheme="minorHAnsi"/>
+        </w:rPr>
+      </w:pPr>
+      <w:r>
+        <w:rPr>
+          <w:rFonts w:cstheme="minorHAnsi"/>
+        </w:rPr>
+        <w:br/>
+      </w:r>
+      <w:proofErr w:type="spellStart"/>
+      <w:r>
+        <w:rPr>
+          <w:rFonts w:cstheme="minorHAnsi"/>
+        </w:rPr>
+        <w:t>C_model_set</w:t>
+      </w:r>
+      <w:proofErr w:type="spellEnd"/>
+      <w:r>
+        <w:rPr>
+          <w:rFonts w:cstheme="minorHAnsi"/>
+        </w:rPr>
+        <w:t>-</w:t>
+      </w:r>
+      <w:proofErr w:type="gramStart"/>
+      <w:r>
+        <w:rPr>
+          <w:rFonts w:cstheme="minorHAnsi"/>
+        </w:rPr>
+        <w:t>type:</w:t>
+      </w:r>
+      <w:proofErr w:type="gramEnd"/>
+      <w:r>
+        <w:rPr>
+          <w:rFonts w:cstheme="minorHAnsi"/>
+        </w:rPr>
+        <w:t xml:space="preserve"> Désigne des échantillons sélectionnés pour la calibration (Cal) ou la validation (Val) pour le modèle de prédiction du carbone. </w:t>
       </w:r>
     </w:p>
     <w:p>
@@ -714,664 +1312,249 @@
         <w:lastRenderedPageBreak/>
         <w:br/>
       </w:r>
+      <w:proofErr w:type="spellStart"/>
+      <w:r>
+        <w:rPr>
+          <w:rFonts w:cstheme="minorHAnsi"/>
+        </w:rPr>
+        <w:t>Spectra_acquisition_</w:t>
+      </w:r>
       <w:proofErr w:type="gramStart"/>
       <w:r>
         <w:rPr>
           <w:rFonts w:cstheme="minorHAnsi"/>
         </w:rPr>
-        <w:t>Tissue:</w:t>
+        <w:t>year</w:t>
+      </w:r>
+      <w:proofErr w:type="spellEnd"/>
+      <w:r>
+        <w:rPr>
+          <w:rFonts w:cstheme="minorHAnsi"/>
+        </w:rPr>
+        <w:t>:</w:t>
       </w:r>
       <w:proofErr w:type="gramEnd"/>
       <w:r>
         <w:rPr>
           <w:rFonts w:cstheme="minorHAnsi"/>
         </w:rPr>
-        <w:t xml:space="preserve"> Tissus végétaux d'</w:t>
+        <w:t xml:space="preserve"> Années d'acquisition des spectres, ici 2027</w:t>
+      </w:r>
+    </w:p>
+    <w:p>
+      <w:pPr>
+        <w:spacing w:line="240" w:lineRule="auto"/>
+        <w:jc w:val="both"/>
+        <w:rPr>
+          <w:rFonts w:cstheme="minorHAnsi"/>
+        </w:rPr>
+      </w:pPr>
+      <w:r>
+        <w:rPr>
+          <w:rFonts w:cstheme="minorHAnsi"/>
+        </w:rPr>
+        <w:br/>
       </w:r>
       <w:proofErr w:type="spellStart"/>
       <w:r>
         <w:rPr>
           <w:rFonts w:cstheme="minorHAnsi"/>
         </w:rPr>
-        <w:t>ou</w:t>
+        <w:t>Cup_</w:t>
+      </w:r>
+      <w:proofErr w:type="gramStart"/>
+      <w:r>
+        <w:rPr>
+          <w:rFonts w:cstheme="minorHAnsi"/>
+        </w:rPr>
+        <w:t>type</w:t>
       </w:r>
       <w:proofErr w:type="spellEnd"/>
       <w:r>
         <w:rPr>
           <w:rFonts w:cstheme="minorHAnsi"/>
         </w:rPr>
-        <w:t xml:space="preserve"> proviennent les échantillons dont les racines, les feuilles, les tiges, les fleurs et les gousses de graines.</w:t>
-      </w:r>
-    </w:p>
-    <w:p>
-      <w:pPr>
-        <w:spacing w:line="240" w:lineRule="auto"/>
-        <w:jc w:val="both"/>
-        <w:rPr>
-          <w:rFonts w:cstheme="minorHAnsi"/>
-        </w:rPr>
-      </w:pPr>
-      <w:r>
-        <w:rPr>
-          <w:rFonts w:cstheme="minorHAnsi"/>
-        </w:rPr>
-        <w:br/>
-        <w:t xml:space="preserve">BBCH dev. </w:t>
+        <w:t>:</w:t>
+      </w:r>
+      <w:proofErr w:type="gramEnd"/>
+      <w:r>
+        <w:rPr>
+          <w:rFonts w:cstheme="minorHAnsi"/>
+        </w:rPr>
+        <w:t xml:space="preserve"> Indique le type de </w:t>
+      </w:r>
+      <w:proofErr w:type="spellStart"/>
+      <w:r>
+        <w:rPr>
+          <w:rFonts w:cstheme="minorHAnsi"/>
+        </w:rPr>
+        <w:t>vial</w:t>
+      </w:r>
+      <w:proofErr w:type="spellEnd"/>
+      <w:r>
+        <w:rPr>
+          <w:rFonts w:cstheme="minorHAnsi"/>
+        </w:rPr>
+        <w:t xml:space="preserve"> en verre utilisés pour l'acquisition du spectre NIRS. “fix” désigne des </w:t>
+      </w:r>
+      <w:proofErr w:type="spellStart"/>
+      <w:r>
+        <w:rPr>
+          <w:rFonts w:cstheme="minorHAnsi"/>
+        </w:rPr>
+        <w:t>vials</w:t>
+      </w:r>
+      <w:proofErr w:type="spellEnd"/>
+      <w:r>
+        <w:rPr>
+          <w:rFonts w:cstheme="minorHAnsi"/>
+        </w:rPr>
+        <w:t xml:space="preserve"> de 22 mm de diamètre sur un support fixé. “</w:t>
+      </w:r>
+      <w:proofErr w:type="spellStart"/>
+      <w:r>
+        <w:rPr>
+          <w:rFonts w:cstheme="minorHAnsi"/>
+        </w:rPr>
+        <w:t>rotating</w:t>
+      </w:r>
+      <w:proofErr w:type="spellEnd"/>
+      <w:r>
+        <w:rPr>
+          <w:rFonts w:cstheme="minorHAnsi"/>
+        </w:rPr>
+        <w:t xml:space="preserve">” sont des </w:t>
+      </w:r>
+      <w:proofErr w:type="spellStart"/>
+      <w:r>
+        <w:rPr>
+          <w:rFonts w:cstheme="minorHAnsi"/>
+        </w:rPr>
+        <w:t>vials</w:t>
+      </w:r>
+      <w:proofErr w:type="spellEnd"/>
+      <w:r>
+        <w:rPr>
+          <w:rFonts w:cstheme="minorHAnsi"/>
+        </w:rPr>
+        <w:t xml:space="preserve"> de 51 mm de diamètre placé sur un support rotatif. </w:t>
+      </w:r>
+    </w:p>
+    <w:p>
+      <w:pPr>
+        <w:spacing w:line="240" w:lineRule="auto"/>
+        <w:jc w:val="both"/>
+        <w:rPr>
+          <w:rFonts w:cstheme="minorHAnsi"/>
+        </w:rPr>
+      </w:pPr>
+    </w:p>
+    <w:p>
+      <w:pPr>
+        <w:spacing w:line="240" w:lineRule="auto"/>
+        <w:jc w:val="both"/>
+        <w:rPr>
+          <w:rFonts w:cstheme="minorHAnsi"/>
+        </w:rPr>
+      </w:pPr>
+      <w:r>
+        <w:rPr>
+          <w:rFonts w:cstheme="minorHAnsi"/>
+        </w:rPr>
+        <w:t>12489,6 to 3594,9</w:t>
+      </w:r>
+      <w:r>
+        <w:rPr>
+          <w:rFonts w:cstheme="minorHAnsi"/>
+        </w:rPr>
+        <w:t xml:space="preserve"> </w:t>
+      </w:r>
+      <w:r>
+        <w:rPr>
+          <w:rFonts w:cstheme="minorHAnsi"/>
+        </w:rPr>
+        <w:t xml:space="preserve">: Valeurs d'absorbances mesurés pour chaque entre 12489,6 et 3594,9 cm-1. </w:t>
+      </w:r>
+    </w:p>
+    <w:p>
+      <w:pPr>
+        <w:spacing w:line="240" w:lineRule="auto"/>
+        <w:jc w:val="both"/>
+        <w:rPr>
+          <w:rFonts w:cstheme="minorHAnsi"/>
+        </w:rPr>
+      </w:pPr>
+    </w:p>
+    <w:p>
+      <w:pPr>
+        <w:spacing w:line="240" w:lineRule="auto"/>
+        <w:jc w:val="both"/>
+        <w:rPr>
+          <w:rFonts w:cstheme="minorHAnsi"/>
+        </w:rPr>
+      </w:pPr>
+      <w:r>
+        <w:rPr>
+          <w:rFonts w:cstheme="minorHAnsi"/>
+        </w:rPr>
+        <w:t xml:space="preserve">Démarche </w:t>
+      </w:r>
+      <w:proofErr w:type="spellStart"/>
+      <w:r>
+        <w:rPr>
+          <w:rFonts w:cstheme="minorHAnsi"/>
+        </w:rPr>
+        <w:t>spline</w:t>
+      </w:r>
+      <w:proofErr w:type="spellEnd"/>
+      <w:r>
+        <w:rPr>
+          <w:rFonts w:cstheme="minorHAnsi"/>
+        </w:rPr>
+        <w:t> :</w:t>
+      </w:r>
+    </w:p>
+    <w:p>
+      <w:pPr>
+        <w:spacing w:line="240" w:lineRule="auto"/>
+        <w:jc w:val="both"/>
+        <w:rPr>
+          <w:rFonts w:cstheme="minorHAnsi"/>
+        </w:rPr>
+      </w:pPr>
+      <w:r>
+        <w:rPr>
+          <w:rFonts w:cstheme="minorHAnsi"/>
+        </w:rPr>
+        <w:t xml:space="preserve">Dans un premier temps, nous avons ajuster une </w:t>
+      </w:r>
+      <w:proofErr w:type="spellStart"/>
+      <w:r>
+        <w:rPr>
+          <w:rFonts w:cstheme="minorHAnsi"/>
+        </w:rPr>
+        <w:t>spline</w:t>
+      </w:r>
+      <w:proofErr w:type="spellEnd"/>
+      <w:r>
+        <w:rPr>
+          <w:rFonts w:cstheme="minorHAnsi"/>
+        </w:rPr>
+        <w:t xml:space="preserve"> sur 50 nœuds par spectre. Ceci nous permet d’obtenir une variable fonctionnelle qui expliquent chaque spectre avec 50 coefficients. Nous avons ensuite </w:t>
       </w:r>
       <w:proofErr w:type="gramStart"/>
       <w:r>
         <w:rPr>
           <w:rFonts w:cstheme="minorHAnsi"/>
         </w:rPr>
-        <w:t>Stage:</w:t>
+        <w:t>réaliser</w:t>
       </w:r>
       <w:proofErr w:type="gramEnd"/>
       <w:r>
         <w:rPr>
           <w:rFonts w:cstheme="minorHAnsi"/>
         </w:rPr>
-        <w:t xml:space="preserve"> Stade de </w:t>
-      </w:r>
-      <w:r>
-        <w:rPr>
-          <w:rFonts w:cstheme="minorHAnsi"/>
-        </w:rPr>
-        <w:t>développement</w:t>
-      </w:r>
-      <w:r>
-        <w:rPr>
-          <w:rFonts w:cstheme="minorHAnsi"/>
-        </w:rPr>
-        <w:t xml:space="preserve"> d'</w:t>
-      </w:r>
-      <w:proofErr w:type="spellStart"/>
-      <w:r>
-        <w:rPr>
-          <w:rFonts w:cstheme="minorHAnsi"/>
-        </w:rPr>
-        <w:t>ou</w:t>
-      </w:r>
-      <w:proofErr w:type="spellEnd"/>
-      <w:r>
-        <w:rPr>
-          <w:rFonts w:cstheme="minorHAnsi"/>
-        </w:rPr>
-        <w:t xml:space="preserve"> </w:t>
-      </w:r>
-      <w:proofErr w:type="spellStart"/>
-      <w:proofErr w:type="gramStart"/>
-      <w:r>
-        <w:rPr>
-          <w:rFonts w:cstheme="minorHAnsi"/>
-        </w:rPr>
-        <w:t>on</w:t>
-      </w:r>
-      <w:proofErr w:type="spellEnd"/>
-      <w:proofErr w:type="gramEnd"/>
-      <w:r>
-        <w:rPr>
-          <w:rFonts w:cstheme="minorHAnsi"/>
-        </w:rPr>
-        <w:t xml:space="preserve"> été prélevés les échantillons. </w:t>
-      </w:r>
-    </w:p>
-    <w:p>
-      <w:pPr>
-        <w:spacing w:line="240" w:lineRule="auto"/>
-        <w:jc w:val="both"/>
-        <w:rPr>
-          <w:rFonts w:cstheme="minorHAnsi"/>
-        </w:rPr>
-      </w:pPr>
-      <w:r>
-        <w:rPr>
-          <w:rFonts w:cstheme="minorHAnsi"/>
-        </w:rPr>
-        <w:t>15-19 stage = Plante possédant les 5 à 9 feuilles</w:t>
-      </w:r>
-    </w:p>
-    <w:p>
-      <w:pPr>
-        <w:spacing w:line="240" w:lineRule="auto"/>
-        <w:jc w:val="both"/>
-        <w:rPr>
-          <w:rFonts w:cstheme="minorHAnsi"/>
-        </w:rPr>
-      </w:pPr>
-      <w:r>
-        <w:rPr>
-          <w:rFonts w:cstheme="minorHAnsi"/>
-        </w:rPr>
-        <w:t xml:space="preserve">31-35 stage = Stade de montée en graine, la plante montre 1 à 5 </w:t>
-      </w:r>
-      <w:r>
-        <w:rPr>
-          <w:rFonts w:cstheme="minorHAnsi"/>
-        </w:rPr>
-        <w:t>entrenœuds</w:t>
-      </w:r>
-    </w:p>
-    <w:p>
-      <w:pPr>
-        <w:spacing w:line="240" w:lineRule="auto"/>
-        <w:jc w:val="both"/>
-        <w:rPr>
-          <w:rFonts w:cstheme="minorHAnsi"/>
-        </w:rPr>
-      </w:pPr>
-      <w:r>
-        <w:rPr>
-          <w:rFonts w:cstheme="minorHAnsi"/>
-        </w:rPr>
-        <w:t>55-59 stage = Production de l'inflorescence principale</w:t>
-      </w:r>
-    </w:p>
-    <w:p>
-      <w:pPr>
-        <w:spacing w:line="240" w:lineRule="auto"/>
-        <w:jc w:val="both"/>
-        <w:rPr>
-          <w:rFonts w:cstheme="minorHAnsi"/>
-        </w:rPr>
-      </w:pPr>
-      <w:r>
-        <w:rPr>
-          <w:rFonts w:cstheme="minorHAnsi"/>
-        </w:rPr>
-        <w:t>61-65 stage = Stade de floraison</w:t>
-      </w:r>
-    </w:p>
-    <w:p>
-      <w:pPr>
-        <w:spacing w:line="240" w:lineRule="auto"/>
-        <w:jc w:val="both"/>
-        <w:rPr>
-          <w:rFonts w:cstheme="minorHAnsi"/>
-        </w:rPr>
-      </w:pPr>
-      <w:r>
-        <w:rPr>
-          <w:rFonts w:cstheme="minorHAnsi"/>
-        </w:rPr>
-        <w:t xml:space="preserve">70-75 stage = </w:t>
-      </w:r>
-      <w:r>
-        <w:rPr>
-          <w:rFonts w:cstheme="minorHAnsi"/>
-        </w:rPr>
-        <w:t>Développement</w:t>
-      </w:r>
-      <w:r>
-        <w:rPr>
-          <w:rFonts w:cstheme="minorHAnsi"/>
-        </w:rPr>
-        <w:t xml:space="preserve"> des graines</w:t>
-      </w:r>
-    </w:p>
-    <w:p>
-      <w:pPr>
-        <w:spacing w:line="240" w:lineRule="auto"/>
-        <w:jc w:val="both"/>
-        <w:rPr>
-          <w:rFonts w:cstheme="minorHAnsi"/>
-        </w:rPr>
-      </w:pPr>
-      <w:r>
-        <w:rPr>
-          <w:rFonts w:cstheme="minorHAnsi"/>
-        </w:rPr>
-        <w:t>79-85 stage = Maturation des graines</w:t>
-      </w:r>
-    </w:p>
-    <w:p>
-      <w:pPr>
-        <w:spacing w:line="240" w:lineRule="auto"/>
-        <w:jc w:val="both"/>
-        <w:rPr>
-          <w:rFonts w:cstheme="minorHAnsi"/>
-        </w:rPr>
-      </w:pPr>
-      <w:r>
-        <w:rPr>
-          <w:rFonts w:cstheme="minorHAnsi"/>
-        </w:rPr>
-        <w:t xml:space="preserve">89-91 stage = Phase de </w:t>
-      </w:r>
-      <w:r>
-        <w:rPr>
-          <w:rFonts w:cstheme="minorHAnsi"/>
-        </w:rPr>
-        <w:t>sénescence</w:t>
-      </w:r>
-      <w:r>
-        <w:rPr>
-          <w:rFonts w:cstheme="minorHAnsi"/>
-        </w:rPr>
-        <w:t xml:space="preserve"> de la plante</w:t>
-      </w:r>
-    </w:p>
-    <w:p>
-      <w:pPr>
-        <w:spacing w:line="240" w:lineRule="auto"/>
-        <w:jc w:val="both"/>
-        <w:rPr>
-          <w:rFonts w:cstheme="minorHAnsi"/>
-        </w:rPr>
-      </w:pPr>
-      <w:r>
-        <w:rPr>
-          <w:rFonts w:cstheme="minorHAnsi"/>
-        </w:rPr>
-        <w:br/>
-        <w:t>N content (%DM</w:t>
-      </w:r>
-      <w:proofErr w:type="gramStart"/>
-      <w:r>
-        <w:rPr>
-          <w:rFonts w:cstheme="minorHAnsi"/>
-        </w:rPr>
-        <w:t>):</w:t>
-      </w:r>
-      <w:proofErr w:type="gramEnd"/>
-      <w:r>
-        <w:rPr>
-          <w:rFonts w:cstheme="minorHAnsi"/>
-        </w:rPr>
-        <w:t xml:space="preserve"> Contenu en azote dans l'échantillon en pourcentage de matière sèche.</w:t>
-      </w:r>
-    </w:p>
-    <w:p>
-      <w:pPr>
-        <w:spacing w:line="240" w:lineRule="auto"/>
-        <w:jc w:val="both"/>
-        <w:rPr>
-          <w:rFonts w:cstheme="minorHAnsi"/>
-        </w:rPr>
-      </w:pPr>
-      <w:r>
-        <w:rPr>
-          <w:rFonts w:cstheme="minorHAnsi"/>
-        </w:rPr>
-        <w:br/>
-      </w:r>
-      <w:proofErr w:type="spellStart"/>
-      <w:r>
-        <w:rPr>
-          <w:rFonts w:cstheme="minorHAnsi"/>
-        </w:rPr>
-        <w:t>N_model_set</w:t>
-      </w:r>
-      <w:proofErr w:type="spellEnd"/>
-      <w:r>
-        <w:rPr>
-          <w:rFonts w:cstheme="minorHAnsi"/>
-        </w:rPr>
-        <w:t>-</w:t>
-      </w:r>
-      <w:proofErr w:type="gramStart"/>
-      <w:r>
-        <w:rPr>
-          <w:rFonts w:cstheme="minorHAnsi"/>
-        </w:rPr>
-        <w:t>type:</w:t>
-      </w:r>
-      <w:proofErr w:type="gramEnd"/>
-      <w:r>
-        <w:rPr>
-          <w:rFonts w:cstheme="minorHAnsi"/>
-        </w:rPr>
-        <w:t xml:space="preserve"> Désigne des échantillons sélectionnés pour la calibration (Cal) ou la validation (Val) pour le modèle de prédiction de l'azote. </w:t>
-      </w:r>
-    </w:p>
-    <w:p>
-      <w:pPr>
-        <w:spacing w:line="240" w:lineRule="auto"/>
-        <w:jc w:val="both"/>
-        <w:rPr>
-          <w:rFonts w:cstheme="minorHAnsi"/>
-        </w:rPr>
-      </w:pPr>
-      <w:r>
-        <w:rPr>
-          <w:rFonts w:cstheme="minorHAnsi"/>
-        </w:rPr>
-        <w:br/>
-        <w:t>C content (%DM</w:t>
-      </w:r>
-      <w:proofErr w:type="gramStart"/>
-      <w:r>
-        <w:rPr>
-          <w:rFonts w:cstheme="minorHAnsi"/>
-        </w:rPr>
-        <w:t>):</w:t>
-      </w:r>
-      <w:proofErr w:type="gramEnd"/>
-      <w:r>
-        <w:rPr>
-          <w:rFonts w:cstheme="minorHAnsi"/>
-        </w:rPr>
-        <w:t xml:space="preserve"> Contenu en carbone dans l'échantillon en pourcentage de matière sèche.</w:t>
-      </w:r>
-    </w:p>
-    <w:p>
-      <w:pPr>
-        <w:spacing w:line="240" w:lineRule="auto"/>
-        <w:jc w:val="both"/>
-        <w:rPr>
-          <w:rFonts w:cstheme="minorHAnsi"/>
-        </w:rPr>
-      </w:pPr>
-      <w:r>
-        <w:rPr>
-          <w:rFonts w:cstheme="minorHAnsi"/>
-        </w:rPr>
-        <w:br/>
-      </w:r>
-      <w:proofErr w:type="spellStart"/>
-      <w:r>
-        <w:rPr>
-          <w:rFonts w:cstheme="minorHAnsi"/>
-        </w:rPr>
-        <w:t>C_model_set</w:t>
-      </w:r>
-      <w:proofErr w:type="spellEnd"/>
-      <w:r>
-        <w:rPr>
-          <w:rFonts w:cstheme="minorHAnsi"/>
-        </w:rPr>
-        <w:t>-</w:t>
-      </w:r>
-      <w:proofErr w:type="gramStart"/>
-      <w:r>
-        <w:rPr>
-          <w:rFonts w:cstheme="minorHAnsi"/>
-        </w:rPr>
-        <w:t>type:</w:t>
-      </w:r>
-      <w:proofErr w:type="gramEnd"/>
-      <w:r>
-        <w:rPr>
-          <w:rFonts w:cstheme="minorHAnsi"/>
-        </w:rPr>
-        <w:t xml:space="preserve"> Désigne des échantillons sélectionnés pour la calibration (Cal) ou la validation (Val) pour le modèle de prédiction du carbone. </w:t>
-      </w:r>
-    </w:p>
-    <w:p>
-      <w:pPr>
-        <w:spacing w:line="240" w:lineRule="auto"/>
-        <w:jc w:val="both"/>
-        <w:rPr>
-          <w:rFonts w:cstheme="minorHAnsi"/>
-        </w:rPr>
-      </w:pPr>
-      <w:r>
-        <w:rPr>
-          <w:rFonts w:cstheme="minorHAnsi"/>
-        </w:rPr>
-        <w:br/>
-      </w:r>
-      <w:proofErr w:type="spellStart"/>
-      <w:r>
-        <w:rPr>
-          <w:rFonts w:cstheme="minorHAnsi"/>
-        </w:rPr>
-        <w:t>Spectra_acquisition_</w:t>
-      </w:r>
-      <w:proofErr w:type="gramStart"/>
-      <w:r>
-        <w:rPr>
-          <w:rFonts w:cstheme="minorHAnsi"/>
-        </w:rPr>
-        <w:t>year</w:t>
-      </w:r>
-      <w:proofErr w:type="spellEnd"/>
-      <w:r>
-        <w:rPr>
-          <w:rFonts w:cstheme="minorHAnsi"/>
-        </w:rPr>
-        <w:t>:</w:t>
-      </w:r>
-      <w:proofErr w:type="gramEnd"/>
-      <w:r>
-        <w:rPr>
-          <w:rFonts w:cstheme="minorHAnsi"/>
-        </w:rPr>
-        <w:t xml:space="preserve"> Années d'acquisition des spectres, ici 2027</w:t>
-      </w:r>
-    </w:p>
-    <w:p>
-      <w:pPr>
-        <w:spacing w:line="240" w:lineRule="auto"/>
-        <w:jc w:val="both"/>
-        <w:rPr>
-          <w:rFonts w:cstheme="minorHAnsi"/>
-        </w:rPr>
-      </w:pPr>
-      <w:r>
-        <w:rPr>
-          <w:rFonts w:cstheme="minorHAnsi"/>
-        </w:rPr>
-        <w:br/>
-      </w:r>
-      <w:proofErr w:type="spellStart"/>
-      <w:r>
-        <w:rPr>
-          <w:rFonts w:cstheme="minorHAnsi"/>
-        </w:rPr>
-        <w:t>Cup_</w:t>
-      </w:r>
-      <w:proofErr w:type="gramStart"/>
-      <w:r>
-        <w:rPr>
-          <w:rFonts w:cstheme="minorHAnsi"/>
-        </w:rPr>
-        <w:t>type</w:t>
-      </w:r>
-      <w:proofErr w:type="spellEnd"/>
-      <w:r>
-        <w:rPr>
-          <w:rFonts w:cstheme="minorHAnsi"/>
-        </w:rPr>
-        <w:t>:</w:t>
-      </w:r>
-      <w:proofErr w:type="gramEnd"/>
-      <w:r>
-        <w:rPr>
-          <w:rFonts w:cstheme="minorHAnsi"/>
-        </w:rPr>
-        <w:t xml:space="preserve"> Indique le type de </w:t>
-      </w:r>
-      <w:proofErr w:type="spellStart"/>
-      <w:r>
-        <w:rPr>
-          <w:rFonts w:cstheme="minorHAnsi"/>
-        </w:rPr>
-        <w:t>vial</w:t>
-      </w:r>
-      <w:proofErr w:type="spellEnd"/>
-      <w:r>
-        <w:rPr>
-          <w:rFonts w:cstheme="minorHAnsi"/>
-        </w:rPr>
-        <w:t xml:space="preserve"> en verre utilisés pour l'acquisition du spectre NIRS. “fix” désigne des </w:t>
-      </w:r>
-      <w:proofErr w:type="spellStart"/>
-      <w:r>
-        <w:rPr>
-          <w:rFonts w:cstheme="minorHAnsi"/>
-        </w:rPr>
-        <w:t>vials</w:t>
-      </w:r>
-      <w:proofErr w:type="spellEnd"/>
-      <w:r>
-        <w:rPr>
-          <w:rFonts w:cstheme="minorHAnsi"/>
-        </w:rPr>
-        <w:t xml:space="preserve"> de 22 mm de diamètre sur un support fixé. “</w:t>
-      </w:r>
-      <w:proofErr w:type="spellStart"/>
-      <w:r>
-        <w:rPr>
-          <w:rFonts w:cstheme="minorHAnsi"/>
-        </w:rPr>
-        <w:t>rotating</w:t>
-      </w:r>
-      <w:proofErr w:type="spellEnd"/>
-      <w:r>
-        <w:rPr>
-          <w:rFonts w:cstheme="minorHAnsi"/>
-        </w:rPr>
-        <w:t xml:space="preserve">” sont des </w:t>
-      </w:r>
-      <w:proofErr w:type="spellStart"/>
-      <w:r>
-        <w:rPr>
-          <w:rFonts w:cstheme="minorHAnsi"/>
-        </w:rPr>
-        <w:t>vials</w:t>
-      </w:r>
-      <w:proofErr w:type="spellEnd"/>
-      <w:r>
-        <w:rPr>
-          <w:rFonts w:cstheme="minorHAnsi"/>
-        </w:rPr>
-        <w:t xml:space="preserve"> de 51 mm de diamètre placé sur un support rotatif. </w:t>
-      </w:r>
-    </w:p>
-    <w:p>
-      <w:pPr>
-        <w:spacing w:line="240" w:lineRule="auto"/>
-        <w:jc w:val="both"/>
-        <w:rPr>
-          <w:rFonts w:cstheme="minorHAnsi"/>
-        </w:rPr>
-      </w:pPr>
-    </w:p>
-    <w:p>
-      <w:pPr>
-        <w:spacing w:line="240" w:lineRule="auto"/>
-        <w:jc w:val="both"/>
-        <w:rPr>
-          <w:rFonts w:cstheme="minorHAnsi"/>
-        </w:rPr>
-      </w:pPr>
-      <w:r>
-        <w:rPr>
-          <w:rFonts w:cstheme="minorHAnsi"/>
-        </w:rPr>
-        <w:t>12489,6 to 3594,9</w:t>
-      </w:r>
-      <w:r>
-        <w:rPr>
-          <w:rFonts w:cstheme="minorHAnsi"/>
-        </w:rPr>
-        <w:t xml:space="preserve"> </w:t>
-      </w:r>
-      <w:r>
-        <w:rPr>
-          <w:rFonts w:cstheme="minorHAnsi"/>
-        </w:rPr>
-        <w:t xml:space="preserve">: Valeurs d'absorbances mesurés pour chaque entre 12489,6 et 3594,9 cm-1. </w:t>
-      </w:r>
-    </w:p>
-    <w:p>
-      <w:pPr>
-        <w:spacing w:line="240" w:lineRule="auto"/>
-        <w:jc w:val="both"/>
-        <w:rPr>
-          <w:rFonts w:cstheme="minorHAnsi"/>
-        </w:rPr>
-      </w:pPr>
-    </w:p>
-    <w:p>
-      <w:pPr>
-        <w:spacing w:line="240" w:lineRule="auto"/>
-        <w:jc w:val="both"/>
-        <w:rPr>
-          <w:rFonts w:cstheme="minorHAnsi"/>
-        </w:rPr>
-      </w:pPr>
-      <w:r>
-        <w:rPr>
-          <w:rFonts w:cstheme="minorHAnsi"/>
-        </w:rPr>
-        <w:t xml:space="preserve">Démarche </w:t>
-      </w:r>
-      <w:proofErr w:type="spellStart"/>
-      <w:r>
-        <w:rPr>
-          <w:rFonts w:cstheme="minorHAnsi"/>
-        </w:rPr>
-        <w:t>spline</w:t>
-      </w:r>
-      <w:proofErr w:type="spellEnd"/>
-      <w:r>
-        <w:rPr>
-          <w:rFonts w:cstheme="minorHAnsi"/>
-        </w:rPr>
-        <w:t> :</w:t>
-      </w:r>
-    </w:p>
-    <w:p>
-      <w:pPr>
-        <w:spacing w:line="240" w:lineRule="auto"/>
-        <w:jc w:val="both"/>
-        <w:rPr>
-          <w:rFonts w:cstheme="minorHAnsi"/>
-        </w:rPr>
-      </w:pPr>
-      <w:r>
-        <w:rPr>
-          <w:rFonts w:cstheme="minorHAnsi"/>
-        </w:rPr>
-        <w:t xml:space="preserve">Dans un premier temps, nous avons ajuster une </w:t>
-      </w:r>
-      <w:proofErr w:type="spellStart"/>
-      <w:r>
-        <w:rPr>
-          <w:rFonts w:cstheme="minorHAnsi"/>
-        </w:rPr>
-        <w:t>spline</w:t>
-      </w:r>
-      <w:proofErr w:type="spellEnd"/>
-      <w:r>
-        <w:rPr>
-          <w:rFonts w:cstheme="minorHAnsi"/>
-        </w:rPr>
-        <w:t xml:space="preserve"> sur 50 nœuds par spectre. Ceci nous permet d’obtenir une variable fonctionnelle qui expliquent chaque spectre avec </w:t>
-      </w:r>
-      <w:r>
-        <w:rPr>
-          <w:rFonts w:cstheme="minorHAnsi"/>
-        </w:rPr>
-        <w:t>50 coefficients</w:t>
-      </w:r>
-      <w:r>
-        <w:rPr>
-          <w:rFonts w:cstheme="minorHAnsi"/>
-        </w:rPr>
-        <w:t xml:space="preserve">. Nous avons ensuite </w:t>
-      </w:r>
-      <w:proofErr w:type="gramStart"/>
-      <w:r>
-        <w:rPr>
-          <w:rFonts w:cstheme="minorHAnsi"/>
-        </w:rPr>
-        <w:t>réaliser</w:t>
-      </w:r>
-      <w:proofErr w:type="gramEnd"/>
-      <w:r>
-        <w:rPr>
-          <w:rFonts w:cstheme="minorHAnsi"/>
-        </w:rPr>
-        <w:t xml:space="preserve"> une régression linéaire avec les coefficients en </w:t>
-      </w:r>
-      <w:r>
-        <w:rPr>
-          <w:rFonts w:cstheme="minorHAnsi"/>
-        </w:rPr>
-        <w:lastRenderedPageBreak/>
-        <w:t xml:space="preserve">variables explicative pour expliquer par exemple </w:t>
+        <w:t xml:space="preserve"> une régression linéaire avec les coefficients en variables explicative pour expliquer par exemple </w:t>
       </w:r>
       <w:proofErr w:type="gramStart"/>
       <w:r>
@@ -2001,6 +2184,7 @@
   <w:style w:type="character" w:default="1" w:styleId="Policepardfaut">
     <w:name w:val="Default Paragraph Font"/>
     <w:uiPriority w:val="1"/>
+    <w:semiHidden/>
     <w:unhideWhenUsed/>
   </w:style>
   <w:style w:type="table" w:default="1" w:styleId="TableauNormal">
